--- a/manuscript_2026/wall_corridor_article.docx
+++ b/manuscript_2026/wall_corridor_article.docx
@@ -1346,6 +1346,78 @@
       </w:r>
       <w:r>
         <w:t xml:space="preserve">wall-terminations, not censoring artifacts.</w:t>
+      </w:r>
+    </w:p>
+    <w:p>
+      <w:pPr>
+        <w:pStyle w:val="BodyText"/>
+      </w:pPr>
+      <w:r>
+        <w:t xml:space="preserve">A note on visual complexity: in grammar-of-graphics terms the ceiling adds a</w:t>
+      </w:r>
+      <w:r>
+        <w:t xml:space="preserve"> </w:t>
+      </w:r>
+      <w:r>
+        <w:t xml:space="preserve">fifth encoding to an already four-dimensional composite (x, y, shading,</w:t>
+      </w:r>
+      <w:r>
+        <w:t xml:space="preserve"> </w:t>
+      </w:r>
+      <w:r>
+        <w:t xml:space="preserve">contour weight) — though it is better understood as a third</w:t>
+      </w:r>
+      <w:r>
+        <w:t xml:space="preserve"> </w:t>
+      </w:r>
+      <w:r>
+        <w:rPr>
+          <w:i/>
+          <w:iCs/>
+        </w:rPr>
+        <w:t xml:space="preserve">reading</w:t>
+      </w:r>
+      <w:r>
+        <w:t xml:space="preserve"> </w:t>
+      </w:r>
+      <w:r>
+        <w:t xml:space="preserve">of the</w:t>
+      </w:r>
+      <w:r>
+        <w:t xml:space="preserve"> </w:t>
+      </w:r>
+      <w:r>
+        <w:t xml:space="preserve">single underlying ASFR field: its level (shading), its accumulation</w:t>
+      </w:r>
+      <w:r>
+        <w:t xml:space="preserve"> </w:t>
+      </w:r>
+      <w:r>
+        <w:t xml:space="preserve">(contours), and its effective boundary (the ceiling), each a computation the</w:t>
+      </w:r>
+      <w:r>
+        <w:t xml:space="preserve"> </w:t>
+      </w:r>
+      <w:r>
+        <w:t xml:space="preserve">eye cannot perform unaided. Because four encodings already approach the limit</w:t>
+      </w:r>
+      <w:r>
+        <w:t xml:space="preserve"> </w:t>
+      </w:r>
+      <w:r>
+        <w:t xml:space="preserve">of comfortable readability for many audiences, we confine this densest form</w:t>
+      </w:r>
+      <w:r>
+        <w:t xml:space="preserve"> </w:t>
+      </w:r>
+      <w:r>
+        <w:t xml:space="preserve">to the present paper; the companion descriptive finding retains the</w:t>
+      </w:r>
+      <w:r>
+        <w:t xml:space="preserve"> </w:t>
+      </w:r>
+      <w:r>
+        <w:t xml:space="preserve">established four-encoding composite throughout.</w:t>
       </w:r>
     </w:p>
     <w:bookmarkEnd w:id="35"/>
